--- a/E1/Gohlwar-Goohs-Norman-E1.docx
+++ b/E1/Gohlwar-Goohs-Norman-E1.docx
@@ -723,13 +723,8 @@
       <w:r>
         <w:t xml:space="preserve"> </w:t>
       </w:r>
-      <w:proofErr w:type="gramStart"/>
-      <w:r>
-        <w:t>actually use</w:t>
-      </w:r>
-      <w:proofErr w:type="gramEnd"/>
-      <w:r>
-        <w:t xml:space="preserve"> its standard </w:t>
+      <w:r>
+        <w:t xml:space="preserve">actually use its standard </w:t>
       </w:r>
       <w:r>
         <w:rPr>
